--- a/docs/proposal/K09_DeteksiPedestrianLowLight_Proposal_v02.docx
+++ b/docs/proposal/K09_DeteksiPedestrianLowLight_Proposal_v02.docx
@@ -42,9 +42,13 @@
           </w:tcPr>
           <w:p>
             <w:r>
-              <w:t>Krisantus Linardi</w:t>
+              <w:t>Krisantus Amka Ginting</w:t>
               <w:br/>
-              <w:t>Kristofer Leonard</w:t>
+              <w:t>Linardi Halim</w:t>
+              <w:br/>
+              <w:t>Kristofer Ryan Giggs Eka Saputra</w:t>
+              <w:br/>
+              <w:t>Leonard Franscois</w:t>
             </w:r>
           </w:p>
         </w:tc>
@@ -57,7 +61,11 @@
             <w:r>
               <w:t>Kelompok 9 — Data &amp; Preprocessing Lead</w:t>
               <w:br/>
-              <w:t>Kelompok 9 — Model &amp; Deployment Lead</w:t>
+              <w:t>Kelompok 9 — Documentation &amp; Reporting Lead</w:t>
+              <w:br/>
+              <w:t>Kelompok 9 — Model &amp; Training Lead</w:t>
+              <w:br/>
+              <w:t>Kelompok 9 — Demo &amp; Deployment Lead</w:t>
             </w:r>
           </w:p>
         </w:tc>
